--- a/backend-exhibits/Google MyDrive to OneDrive Standard Plan - Standard Include.docx
+++ b/backend-exhibits/Google MyDrive to OneDrive Standard Plan - Standard Include.docx
@@ -53,7 +53,7 @@
                 <w:b/>
                 <w:sz w:val="21"/>
               </w:rPr>
-              <w:t xml:space="preserve">Standard Plan Features (Google </w:t>
+              <w:t xml:space="preserve">Basic Plan Features (Google </w:t>
             </w:r>
             <w:proofErr w:type="spellStart"/>
             <w:r>

--- a/backend-exhibits/Google MyDrive to OneDrive Standard Plan - Standard Include.docx
+++ b/backend-exhibits/Google MyDrive to OneDrive Standard Plan - Standard Include.docx
@@ -49,7 +49,7 @@
             </w:pPr>
             <w:r>
               <w:rPr>
-                <w:rFonts w:ascii="Arial" w:eastAsia="Arial" w:hAnsi="Arial" w:cs="Arial"/>
+                <w:rFonts w:ascii="Arial" w:hAnsi="Arial" w:cs="Arial" w:eastAsia="Arial"/>
                 <w:b/>
                 <w:sz w:val="21"/>
               </w:rPr>
@@ -58,7 +58,7 @@
             <w:proofErr w:type="spellStart"/>
             <w:r>
               <w:rPr>
-                <w:rFonts w:ascii="Arial" w:eastAsia="Arial" w:hAnsi="Arial" w:cs="Arial"/>
+                <w:rFonts w:ascii="Arial" w:hAnsi="Arial" w:cs="Arial" w:eastAsia="Arial"/>
                 <w:b/>
                 <w:sz w:val="21"/>
               </w:rPr>
@@ -67,7 +67,7 @@
             <w:proofErr w:type="spellEnd"/>
             <w:r>
               <w:rPr>
-                <w:rFonts w:ascii="Arial" w:eastAsia="Arial" w:hAnsi="Arial" w:cs="Arial"/>
+                <w:rFonts w:ascii="Arial" w:hAnsi="Arial" w:cs="Arial" w:eastAsia="Arial"/>
                 <w:b/>
                 <w:sz w:val="21"/>
               </w:rPr>
@@ -76,7 +76,7 @@
             <w:proofErr w:type="spellStart"/>
             <w:r>
               <w:rPr>
-                <w:rFonts w:ascii="Arial" w:eastAsia="Arial" w:hAnsi="Arial" w:cs="Arial"/>
+                <w:rFonts w:ascii="Arial" w:hAnsi="Arial" w:cs="Arial" w:eastAsia="Arial"/>
                 <w:b/>
                 <w:sz w:val="21"/>
               </w:rPr>
@@ -85,7 +85,7 @@
             <w:proofErr w:type="spellEnd"/>
             <w:r>
               <w:rPr>
-                <w:rFonts w:ascii="Arial" w:eastAsia="Arial" w:hAnsi="Arial" w:cs="Arial"/>
+                <w:rFonts w:ascii="Arial" w:hAnsi="Arial" w:cs="Arial" w:eastAsia="Arial"/>
                 <w:b/>
                 <w:sz w:val="21"/>
               </w:rPr>
@@ -114,7 +114,7 @@
             </w:pPr>
             <w:r>
               <w:rPr>
-                <w:rFonts w:ascii="Arial" w:eastAsia="Arial" w:hAnsi="Arial" w:cs="Arial"/>
+                <w:rFonts w:ascii="Arial" w:hAnsi="Arial" w:cs="Arial" w:eastAsia="Arial"/>
                 <w:b/>
                 <w:sz w:val="21"/>
               </w:rPr>
@@ -140,7 +140,7 @@
             <w:proofErr w:type="spellStart"/>
             <w:r>
               <w:rPr>
-                <w:rFonts w:ascii="Arial" w:eastAsia="Arial" w:hAnsi="Arial" w:cs="Arial"/>
+                <w:rFonts w:ascii="Arial" w:hAnsi="Arial" w:cs="Arial" w:eastAsia="Arial"/>
                 <w:sz w:val="21"/>
               </w:rPr>
               <w:t>CloudFuze</w:t>
@@ -148,7 +148,7 @@
             <w:proofErr w:type="spellEnd"/>
             <w:r>
               <w:rPr>
-                <w:rFonts w:ascii="Arial" w:eastAsia="Arial" w:hAnsi="Arial" w:cs="Arial"/>
+                <w:rFonts w:ascii="Arial" w:hAnsi="Arial" w:cs="Arial" w:eastAsia="Arial"/>
                 <w:sz w:val="21"/>
               </w:rPr>
               <w:t xml:space="preserve"> ensures the seamless migration of the data from the source cloud to destination, preserving the accuracy and integrity of the data structure.</w:t>
@@ -176,7 +176,7 @@
             </w:pPr>
             <w:r>
               <w:rPr>
-                <w:rFonts w:ascii="Arial" w:eastAsia="Arial" w:hAnsi="Arial" w:cs="Arial"/>
+                <w:rFonts w:ascii="Arial" w:hAnsi="Arial" w:cs="Arial" w:eastAsia="Arial"/>
                 <w:b/>
                 <w:sz w:val="21"/>
               </w:rPr>
@@ -201,7 +201,7 @@
             </w:pPr>
             <w:r>
               <w:rPr>
-                <w:rFonts w:ascii="Arial" w:eastAsia="Arial" w:hAnsi="Arial" w:cs="Arial"/>
+                <w:rFonts w:ascii="Arial" w:hAnsi="Arial" w:cs="Arial" w:eastAsia="Arial"/>
                 <w:sz w:val="21"/>
               </w:rPr>
               <w:t>The initial data migration from source to destination is considered as Onetime migration.</w:t>
@@ -229,7 +229,7 @@
             </w:pPr>
             <w:r>
               <w:rPr>
-                <w:rFonts w:ascii="Arial" w:eastAsia="Arial" w:hAnsi="Arial" w:cs="Arial"/>
+                <w:rFonts w:ascii="Arial" w:hAnsi="Arial" w:cs="Arial" w:eastAsia="Arial"/>
                 <w:b/>
                 <w:sz w:val="21"/>
               </w:rPr>
@@ -254,7 +254,7 @@
             </w:pPr>
             <w:r>
               <w:rPr>
-                <w:rFonts w:ascii="Arial" w:eastAsia="Arial" w:hAnsi="Arial" w:cs="Arial"/>
+                <w:rFonts w:ascii="Arial" w:hAnsi="Arial" w:cs="Arial" w:eastAsia="Arial"/>
                 <w:sz w:val="21"/>
               </w:rPr>
               <w:t>Migration of incremental changes made in source during the onetime migration.</w:t>
@@ -282,7 +282,7 @@
             </w:pPr>
             <w:r>
               <w:rPr>
-                <w:rFonts w:ascii="Arial" w:eastAsia="Arial" w:hAnsi="Arial" w:cs="Arial"/>
+                <w:rFonts w:ascii="Arial" w:hAnsi="Arial" w:cs="Arial" w:eastAsia="Arial"/>
                 <w:b/>
                 <w:sz w:val="21"/>
               </w:rPr>
@@ -308,7 +308,7 @@
             <w:proofErr w:type="spellStart"/>
             <w:r>
               <w:rPr>
-                <w:rFonts w:ascii="Arial" w:eastAsia="Arial" w:hAnsi="Arial" w:cs="Arial"/>
+                <w:rFonts w:ascii="Arial" w:hAnsi="Arial" w:cs="Arial" w:eastAsia="Arial"/>
                 <w:sz w:val="21"/>
               </w:rPr>
               <w:t>CloudFuze</w:t>
@@ -316,7 +316,7 @@
             <w:proofErr w:type="spellEnd"/>
             <w:r>
               <w:rPr>
-                <w:rFonts w:ascii="Arial" w:eastAsia="Arial" w:hAnsi="Arial" w:cs="Arial"/>
+                <w:rFonts w:ascii="Arial" w:hAnsi="Arial" w:cs="Arial" w:eastAsia="Arial"/>
                 <w:sz w:val="21"/>
               </w:rPr>
               <w:t xml:space="preserve"> preserves all root folder permissions along with access levels.</w:t>
@@ -344,7 +344,7 @@
             </w:pPr>
             <w:r>
               <w:rPr>
-                <w:rFonts w:ascii="Arial" w:eastAsia="Arial" w:hAnsi="Arial" w:cs="Arial"/>
+                <w:rFonts w:ascii="Arial" w:hAnsi="Arial" w:cs="Arial" w:eastAsia="Arial"/>
                 <w:b/>
                 <w:sz w:val="21"/>
               </w:rPr>
@@ -370,7 +370,7 @@
             <w:proofErr w:type="spellStart"/>
             <w:r>
               <w:rPr>
-                <w:rFonts w:ascii="Arial" w:eastAsia="Arial" w:hAnsi="Arial" w:cs="Arial"/>
+                <w:rFonts w:ascii="Arial" w:hAnsi="Arial" w:cs="Arial" w:eastAsia="Arial"/>
                 <w:sz w:val="21"/>
               </w:rPr>
               <w:t>CloudFuze</w:t>
@@ -378,7 +378,7 @@
             <w:proofErr w:type="spellEnd"/>
             <w:r>
               <w:rPr>
-                <w:rFonts w:ascii="Arial" w:eastAsia="Arial" w:hAnsi="Arial" w:cs="Arial"/>
+                <w:rFonts w:ascii="Arial" w:hAnsi="Arial" w:cs="Arial" w:eastAsia="Arial"/>
                 <w:sz w:val="21"/>
               </w:rPr>
               <w:t xml:space="preserve"> preserves all Root file permissions along with access levels.</w:t>
@@ -406,7 +406,7 @@
             </w:pPr>
             <w:r>
               <w:rPr>
-                <w:rFonts w:ascii="Arial" w:eastAsia="Arial" w:hAnsi="Arial" w:cs="Arial"/>
+                <w:rFonts w:ascii="Arial" w:hAnsi="Arial" w:cs="Arial" w:eastAsia="Arial"/>
                 <w:b/>
                 <w:sz w:val="21"/>
               </w:rPr>
@@ -432,7 +432,7 @@
             <w:proofErr w:type="spellStart"/>
             <w:r>
               <w:rPr>
-                <w:rFonts w:ascii="Arial" w:eastAsia="Arial" w:hAnsi="Arial" w:cs="Arial"/>
+                <w:rFonts w:ascii="Arial" w:hAnsi="Arial" w:cs="Arial" w:eastAsia="Arial"/>
                 <w:sz w:val="21"/>
               </w:rPr>
               <w:t>CloudFuze</w:t>
@@ -440,7 +440,7 @@
             <w:proofErr w:type="spellEnd"/>
             <w:r>
               <w:rPr>
-                <w:rFonts w:ascii="Arial" w:eastAsia="Arial" w:hAnsi="Arial" w:cs="Arial"/>
+                <w:rFonts w:ascii="Arial" w:hAnsi="Arial" w:cs="Arial" w:eastAsia="Arial"/>
                 <w:sz w:val="21"/>
               </w:rPr>
               <w:t xml:space="preserve"> preserves all subfolder permissions along with access levels.</w:t>
@@ -468,7 +468,7 @@
             </w:pPr>
             <w:r>
               <w:rPr>
-                <w:rFonts w:ascii="Arial" w:eastAsia="Arial" w:hAnsi="Arial" w:cs="Arial"/>
+                <w:rFonts w:ascii="Arial" w:hAnsi="Arial" w:cs="Arial" w:eastAsia="Arial"/>
                 <w:b/>
                 <w:sz w:val="21"/>
               </w:rPr>
@@ -494,7 +494,7 @@
             <w:proofErr w:type="spellStart"/>
             <w:r>
               <w:rPr>
-                <w:rFonts w:ascii="Arial" w:eastAsia="Arial" w:hAnsi="Arial" w:cs="Arial"/>
+                <w:rFonts w:ascii="Arial" w:hAnsi="Arial" w:cs="Arial" w:eastAsia="Arial"/>
                 <w:sz w:val="21"/>
               </w:rPr>
               <w:t>CloudFuze</w:t>
@@ -502,7 +502,7 @@
             <w:proofErr w:type="spellEnd"/>
             <w:r>
               <w:rPr>
-                <w:rFonts w:ascii="Arial" w:eastAsia="Arial" w:hAnsi="Arial" w:cs="Arial"/>
+                <w:rFonts w:ascii="Arial" w:hAnsi="Arial" w:cs="Arial" w:eastAsia="Arial"/>
                 <w:sz w:val="21"/>
               </w:rPr>
               <w:t xml:space="preserve"> preserves all inner file permissions along with access levels.</w:t>
@@ -530,7 +530,7 @@
             </w:pPr>
             <w:r>
               <w:rPr>
-                <w:rFonts w:ascii="Arial" w:eastAsia="Arial" w:hAnsi="Arial" w:cs="Arial"/>
+                <w:rFonts w:ascii="Arial" w:hAnsi="Arial" w:cs="Arial" w:eastAsia="Arial"/>
                 <w:b/>
                 <w:sz w:val="21"/>
               </w:rPr>
@@ -556,7 +556,7 @@
             <w:proofErr w:type="spellStart"/>
             <w:r>
               <w:rPr>
-                <w:rFonts w:ascii="Arial" w:eastAsia="Arial" w:hAnsi="Arial" w:cs="Arial"/>
+                <w:rFonts w:ascii="Arial" w:hAnsi="Arial" w:cs="Arial" w:eastAsia="Arial"/>
                 <w:sz w:val="21"/>
               </w:rPr>
               <w:t>CloudFuze</w:t>
@@ -564,7 +564,7 @@
             <w:proofErr w:type="spellEnd"/>
             <w:r>
               <w:rPr>
-                <w:rFonts w:ascii="Arial" w:eastAsia="Arial" w:hAnsi="Arial" w:cs="Arial"/>
+                <w:rFonts w:ascii="Arial" w:hAnsi="Arial" w:cs="Arial" w:eastAsia="Arial"/>
                 <w:sz w:val="21"/>
               </w:rPr>
               <w:t xml:space="preserve"> migrates all shared links from source to destination and maintains the type of links.</w:t>
@@ -592,7 +592,7 @@
             </w:pPr>
             <w:r>
               <w:rPr>
-                <w:rFonts w:ascii="Arial" w:eastAsia="Arial" w:hAnsi="Arial" w:cs="Arial"/>
+                <w:rFonts w:ascii="Arial" w:hAnsi="Arial" w:cs="Arial" w:eastAsia="Arial"/>
                 <w:b/>
                 <w:sz w:val="21"/>
               </w:rPr>
@@ -618,7 +618,7 @@
             <w:proofErr w:type="spellStart"/>
             <w:r>
               <w:rPr>
-                <w:rFonts w:ascii="Arial" w:eastAsia="Arial" w:hAnsi="Arial" w:cs="Arial"/>
+                <w:rFonts w:ascii="Arial" w:hAnsi="Arial" w:cs="Arial" w:eastAsia="Arial"/>
                 <w:sz w:val="21"/>
               </w:rPr>
               <w:t>CloudFuze</w:t>
@@ -626,7 +626,7 @@
             <w:proofErr w:type="spellEnd"/>
             <w:r>
               <w:rPr>
-                <w:rFonts w:ascii="Arial" w:eastAsia="Arial" w:hAnsi="Arial" w:cs="Arial"/>
+                <w:rFonts w:ascii="Arial" w:hAnsi="Arial" w:cs="Arial" w:eastAsia="Arial"/>
                 <w:sz w:val="21"/>
               </w:rPr>
               <w:t xml:space="preserve"> can migrate external permissions (Files/Folders shared with people of outside organizations) of files/folders to the destination along with access levels.</w:t>
@@ -654,7 +654,7 @@
             </w:pPr>
             <w:r>
               <w:rPr>
-                <w:rFonts w:ascii="Arial" w:eastAsia="Arial" w:hAnsi="Arial" w:cs="Arial"/>
+                <w:rFonts w:ascii="Arial" w:hAnsi="Arial" w:cs="Arial" w:eastAsia="Arial"/>
                 <w:b/>
                 <w:sz w:val="21"/>
               </w:rPr>
@@ -679,7 +679,7 @@
             </w:pPr>
             <w:r>
               <w:rPr>
-                <w:rFonts w:ascii="Arial" w:eastAsia="Arial" w:hAnsi="Arial" w:cs="Arial"/>
+                <w:rFonts w:ascii="Arial" w:hAnsi="Arial" w:cs="Arial" w:eastAsia="Arial"/>
                 <w:sz w:val="21"/>
               </w:rPr>
               <w:t>Maintaining the original timestamps, including creation and modification dates and times, when transferring data to the destination cloud.</w:t>
@@ -707,7 +707,7 @@
             </w:pPr>
             <w:r>
               <w:rPr>
-                <w:rFonts w:ascii="Arial" w:eastAsia="Arial" w:hAnsi="Arial" w:cs="Arial"/>
+                <w:rFonts w:ascii="Arial" w:hAnsi="Arial" w:cs="Arial" w:eastAsia="Arial"/>
                 <w:b/>
                 <w:sz w:val="21"/>
               </w:rPr>
@@ -732,7 +732,7 @@
             </w:pPr>
             <w:r>
               <w:rPr>
-                <w:rFonts w:ascii="Arial" w:eastAsia="Arial" w:hAnsi="Arial" w:cs="Arial"/>
+                <w:rFonts w:ascii="Arial" w:hAnsi="Arial" w:cs="Arial" w:eastAsia="Arial"/>
                 <w:sz w:val="21"/>
               </w:rPr>
               <w:t>Special characters not supported by the destination cloud will be automatically replaced with underscores (_) or hyphens (-). This ensures that the integrity of the data is maintained during the migration process.</w:t>
@@ -760,7 +760,7 @@
             </w:pPr>
             <w:r>
               <w:rPr>
-                <w:rFonts w:ascii="Arial" w:eastAsia="Arial" w:hAnsi="Arial" w:cs="Arial"/>
+                <w:rFonts w:ascii="Arial" w:hAnsi="Arial" w:cs="Arial" w:eastAsia="Arial"/>
                 <w:b/>
                 <w:sz w:val="21"/>
               </w:rPr>
@@ -785,7 +785,7 @@
             </w:pPr>
             <w:r>
               <w:rPr>
-                <w:rFonts w:ascii="Arial" w:eastAsia="Arial" w:hAnsi="Arial" w:cs="Arial"/>
+                <w:rFonts w:ascii="Arial" w:hAnsi="Arial" w:cs="Arial" w:eastAsia="Arial"/>
                 <w:sz w:val="21"/>
               </w:rPr>
               <w:t>The system will automatically prevent the generation of email notifications for collaborations on folders/files originating from the destination cloud.</w:t>
@@ -813,7 +813,7 @@
             </w:pPr>
             <w:r>
               <w:rPr>
-                <w:rFonts w:ascii="Arial" w:eastAsia="Arial" w:hAnsi="Arial" w:cs="Arial"/>
+                <w:rFonts w:ascii="Arial" w:hAnsi="Arial" w:cs="Arial" w:eastAsia="Arial"/>
                 <w:b/>
                 <w:sz w:val="21"/>
               </w:rPr>
@@ -838,7 +838,7 @@
             </w:pPr>
             <w:r>
               <w:rPr>
-                <w:rFonts w:ascii="Arial" w:eastAsia="Arial" w:hAnsi="Arial" w:cs="Arial"/>
+                <w:rFonts w:ascii="Arial" w:hAnsi="Arial" w:cs="Arial" w:eastAsia="Arial"/>
                 <w:sz w:val="21"/>
               </w:rPr>
               <w:t>If the destination cloud has a long folder path limitation, the system automatically adjusts the destination's path as per the limitation.</w:t>
@@ -866,7 +866,7 @@
             </w:pPr>
             <w:r>
               <w:rPr>
-                <w:rFonts w:ascii="Arial" w:eastAsia="Arial" w:hAnsi="Arial" w:cs="Arial"/>
+                <w:rFonts w:ascii="Arial" w:hAnsi="Arial" w:cs="Arial" w:eastAsia="Arial"/>
                 <w:b/>
                 <w:sz w:val="21"/>
               </w:rPr>
@@ -891,7 +891,7 @@
             </w:pPr>
             <w:r>
               <w:rPr>
-                <w:rFonts w:ascii="Arial" w:eastAsia="Arial" w:hAnsi="Arial" w:cs="Arial"/>
+                <w:rFonts w:ascii="Arial" w:hAnsi="Arial" w:cs="Arial" w:eastAsia="Arial"/>
                 <w:sz w:val="21"/>
               </w:rPr>
               <w:t>Conflicts will be re-</w:t>
@@ -899,7 +899,7 @@
             <w:proofErr w:type="gramStart"/>
             <w:r>
               <w:rPr>
-                <w:rFonts w:ascii="Arial" w:eastAsia="Arial" w:hAnsi="Arial" w:cs="Arial"/>
+                <w:rFonts w:ascii="Arial" w:hAnsi="Arial" w:cs="Arial" w:eastAsia="Arial"/>
                 <w:sz w:val="21"/>
               </w:rPr>
               <w:t>tried</w:t>
@@ -907,7 +907,7 @@
             <w:proofErr w:type="gramEnd"/>
             <w:r>
               <w:rPr>
-                <w:rFonts w:ascii="Arial" w:eastAsia="Arial" w:hAnsi="Arial" w:cs="Arial"/>
+                <w:rFonts w:ascii="Arial" w:hAnsi="Arial" w:cs="Arial" w:eastAsia="Arial"/>
                 <w:sz w:val="21"/>
               </w:rPr>
               <w:t xml:space="preserve"> three times automatically.</w:t>
@@ -931,10 +931,10 @@
   <w:docDefaults>
     <w:rPrDefault>
       <w:rPr>
-        <w:rFonts w:asciiTheme="minorHAnsi" w:eastAsiaTheme="minorEastAsia" w:hAnsiTheme="minorHAnsi" w:cstheme="minorBidi"/>
+        <w:rFonts w:ascii="Arial" w:hAnsi="Arial" w:cs="Arial" w:eastAsia="Arial"/>
         <w:kern w:val="2"/>
-        <w:sz w:val="24"/>
-        <w:szCs w:val="24"/>
+        <w:sz w:val="21"/>
+        <w:szCs w:val="21"/>
         <w:lang w:val="en-IN" w:eastAsia="en-IN" w:bidi="ar-SA"/>
         <w14:ligatures w14:val="standardContextual"/>
       </w:rPr>
@@ -1330,9 +1330,9 @@
       <w:spacing w:line="259" w:lineRule="auto"/>
     </w:pPr>
     <w:rPr>
-      <w:rFonts w:ascii="Calibri" w:eastAsia="Calibri" w:hAnsi="Calibri" w:cs="Calibri"/>
+      <w:rFonts w:ascii="Arial" w:hAnsi="Arial" w:cs="Arial" w:eastAsia="Arial"/>
       <w:color w:val="000000"/>
-      <w:sz w:val="22"/>
+      <w:sz w:val="21"/>
     </w:rPr>
   </w:style>
   <w:style w:type="character" w:default="1" w:styleId="DefaultParagraphFont">
